--- a/samples/output/iic-as-built/reports/azlocal-iic-01-as-built-20260406T160832Z-Installation-and-Configuration-Record.docx
+++ b/samples/output/iic-as-built/reports/azlocal-iic-01-as-built-20260406T160832Z-Installation-and-Configuration-Record.docx
@@ -22,7 +22,7 @@
     </w:p>
     <w:p>
       <w:r>
-        <w:t xml:space="preserve">Ranger Version: 1.6.0</w:t>
+        <w:t xml:space="preserve">Ranger Version: 2.0.0</w:t>
       </w:r>
     </w:p>
     <w:p>
@@ -188,6 +188,102 @@
       </w:pPr>
       <w:r>
         <w:t xml:space="preserve">- Management Tool Coverage</w:t>
+      </w:r>
+    </w:p>
+    <w:p>
+      <w:pPr>
+        <w:pStyle w:val="ListParagraph"/>
+      </w:pPr>
+      <w:r>
+        <w:t xml:space="preserve">- Cost &amp; Licensing</w:t>
+      </w:r>
+    </w:p>
+    <w:p>
+      <w:pPr>
+        <w:pStyle w:val="ListParagraph"/>
+      </w:pPr>
+      <w:r>
+        <w:t xml:space="preserve">- Cost &amp; Licensing — Per Node</w:t>
+      </w:r>
+    </w:p>
+    <w:p>
+      <w:pPr>
+        <w:pStyle w:val="ListParagraph"/>
+      </w:pPr>
+      <w:r>
+        <w:t xml:space="preserve">- Arc Extensions by Node</w:t>
+      </w:r>
+    </w:p>
+    <w:p>
+      <w:pPr>
+        <w:pStyle w:val="ListParagraph"/>
+      </w:pPr>
+      <w:r>
+        <w:t xml:space="preserve">- Logical Networks</w:t>
+      </w:r>
+    </w:p>
+    <w:p>
+      <w:pPr>
+        <w:pStyle w:val="ListParagraph"/>
+      </w:pPr>
+      <w:r>
+        <w:t xml:space="preserve">- Logical Network Subnets</w:t>
+      </w:r>
+    </w:p>
+    <w:p>
+      <w:pPr>
+        <w:pStyle w:val="ListParagraph"/>
+      </w:pPr>
+      <w:r>
+        <w:t xml:space="preserve">- Storage Paths</w:t>
+      </w:r>
+    </w:p>
+    <w:p>
+      <w:pPr>
+        <w:pStyle w:val="ListParagraph"/>
+      </w:pPr>
+      <w:r>
+        <w:t xml:space="preserve">- Arc Resource Bridge</w:t>
+      </w:r>
+    </w:p>
+    <w:p>
+      <w:pPr>
+        <w:pStyle w:val="ListParagraph"/>
+      </w:pPr>
+      <w:r>
+        <w:t xml:space="preserve">- Custom Locations</w:t>
+      </w:r>
+    </w:p>
+    <w:p>
+      <w:pPr>
+        <w:pStyle w:val="ListParagraph"/>
+      </w:pPr>
+      <w:r>
+        <w:t xml:space="preserve">- Arc Gateways</w:t>
+      </w:r>
+    </w:p>
+    <w:p>
+      <w:pPr>
+        <w:pStyle w:val="ListParagraph"/>
+      </w:pPr>
+      <w:r>
+        <w:t xml:space="preserve">- Marketplace &amp; Custom Images</w:t>
+      </w:r>
+    </w:p>
+    <w:p>
+      <w:pPr>
+        <w:pStyle w:val="ListParagraph"/>
+      </w:pPr>
+      <w:r>
+        <w:t xml:space="preserve">- Arc Agent Versions</w:t>
+      </w:r>
+    </w:p>
+    <w:p>
+      <w:pPr>
+        <w:pStyle w:val="ListParagraph"/>
+      </w:pPr>
+      <w:r>
+        <w:t xml:space="preserve">- VM Distribution by Node</w:t>
       </w:r>
     </w:p>
     <w:p>
@@ -331,7 +427,7 @@
         <w:tc>
           <w:p>
             <w:r>
-              <w:t xml:space="preserve">azlocal-iic-01-as-built-20260417T003245Z</w:t>
+              <w:t xml:space="preserve">azlocal-iic-01-as-built-20260417T010926Z</w:t>
             </w:r>
           </w:p>
         </w:tc>
@@ -440,7 +536,7 @@
                 <w:b/>
                 <w:color w:val="475569"/>
               </w:rPr>
-              <w:t xml:space="preserve">Prepared By Azure Local Ranger v1.6.0</w:t>
+              <w:t xml:space="preserve">Prepared By Azure Local Ranger v2.0.0</w:t>
             </w:r>
           </w:p>
         </w:tc>
@@ -505,7 +601,7 @@
         <w:tc>
           <w:p>
             <w:r>
-              <w:t xml:space="preserve">1.1.0-draft</w:t>
+              <w:t xml:space="preserve">1.2.0-draft</w:t>
             </w:r>
           </w:p>
         </w:tc>
@@ -1337,7 +1433,7 @@
         <w:pStyle w:val="ListParagraph"/>
       </w:pPr>
       <w:r>
-        <w:t xml:space="preserve">- Licensing: Not collected</w:t>
+        <w:t xml:space="preserve">- Licensing: IIC Platform Production</w:t>
       </w:r>
     </w:p>
     <w:p>
@@ -2339,6 +2435,2492 @@
       </w:pPr>
       <w:r>
         <w:t xml:space="preserve">- Third-party agent types:  (0)</w:t>
+      </w:r>
+    </w:p>
+    <w:p>
+      <w:pPr>
+        <w:pStyle w:val="Heading1"/>
+      </w:pPr>
+      <w:r>
+        <w:t xml:space="preserve">Cost &amp; Licensing</w:t>
+      </w:r>
+    </w:p>
+    <w:p>
+      <w:pPr>
+        <w:pStyle w:val="ListParagraph"/>
+      </w:pPr>
+      <w:r>
+        <w:t xml:space="preserve">- AHB status: Enabled</w:t>
+      </w:r>
+    </w:p>
+    <w:p>
+      <w:pPr>
+        <w:pStyle w:val="ListParagraph"/>
+      </w:pPr>
+      <w:r>
+        <w:t xml:space="preserve">- Total physical cores: 96  |  AHB-covered: 96  |  Unenrolled: 0</w:t>
+      </w:r>
+    </w:p>
+    <w:p>
+      <w:pPr>
+        <w:pStyle w:val="ListParagraph"/>
+      </w:pPr>
+      <w:r>
+        <w:t xml:space="preserve">- Current monthly cost: 960 USD @ 10/core/month</w:t>
+      </w:r>
+    </w:p>
+    <w:p>
+      <w:pPr>
+        <w:pStyle w:val="ListParagraph"/>
+      </w:pPr>
+      <w:r>
+        <w:t xml:space="preserve">- AHB adoption: 100%</w:t>
+      </w:r>
+    </w:p>
+    <w:p>
+      <w:pPr>
+        <w:pStyle w:val="ListParagraph"/>
+      </w:pPr>
+      <w:r>
+        <w:t xml:space="preserve">- Potential monthly savings (if remaining cores enrolled in AHB): 0 USD</w:t>
+      </w:r>
+    </w:p>
+    <w:p>
+      <w:pPr>
+        <w:pStyle w:val="ListParagraph"/>
+      </w:pPr>
+      <w:r>
+        <w:t xml:space="preserve">- Pricing based on Azure Local public pricing (10 USD/physical core/month) as of 2026-04-16.</w:t>
+      </w:r>
+    </w:p>
+    <w:p>
+      <w:pPr>
+        <w:pStyle w:val="ListParagraph"/>
+      </w:pPr>
+      <w:r>
+        <w:t xml:space="preserve">- For current rates, see: https://azure.microsoft.com/en-us/pricing/details/azure-local/</w:t>
+      </w:r>
+    </w:p>
+    <w:p>
+      <w:pPr>
+        <w:pStyle w:val="Heading1"/>
+      </w:pPr>
+      <w:r>
+        <w:t xml:space="preserve">Cost &amp; Licensing — Per Node</w:t>
+      </w:r>
+    </w:p>
+    <w:tbl>
+      <w:tblPr>
+        <w:tblStyle w:val="TableGrid"/>
+        <w:tblW w:w="0" w:type="auto"/>
+        <w:tblBorders>
+          <w:top w:val="single" w:sz="4" w:space="0" w:color="CCCCCC"/>
+          <w:left w:val="single" w:sz="4" w:space="0" w:color="CCCCCC"/>
+          <w:bottom w:val="single" w:sz="4" w:space="0" w:color="CCCCCC"/>
+          <w:right w:val="single" w:sz="4" w:space="0" w:color="CCCCCC"/>
+          <w:insideH w:val="single" w:sz="4" w:space="0" w:color="CCCCCC"/>
+          <w:insideV w:val="single" w:sz="4" w:space="0" w:color="CCCCCC"/>
+        </w:tblBorders>
+      </w:tblPr>
+      <w:tr>
+        <w:trPr>
+          <w:tblHeader/>
+        </w:trPr>
+        <w:tc>
+          <w:tcPr>
+            <w:shd w:val="clear" w:color="auto" w:fill="1E3A5F"/>
+          </w:tcPr>
+          <w:p>
+            <w:pPr>
+              <w:rPr>
+                <w:b/>
+                <w:color w:val="FFFFFF"/>
+              </w:rPr>
+            </w:pPr>
+            <w:r>
+              <w:rPr>
+                <w:b/>
+                <w:color w:val="FFFFFF"/>
+              </w:rPr>
+              <w:t xml:space="preserve">Node</w:t>
+            </w:r>
+          </w:p>
+        </w:tc>
+        <w:tc>
+          <w:tcPr>
+            <w:shd w:val="clear" w:color="auto" w:fill="1E3A5F"/>
+          </w:tcPr>
+          <w:p>
+            <w:pPr>
+              <w:rPr>
+                <w:b/>
+                <w:color w:val="FFFFFF"/>
+              </w:rPr>
+            </w:pPr>
+            <w:r>
+              <w:rPr>
+                <w:b/>
+                <w:color w:val="FFFFFF"/>
+              </w:rPr>
+              <w:t xml:space="preserve">Physical Cores</w:t>
+            </w:r>
+          </w:p>
+        </w:tc>
+        <w:tc>
+          <w:tcPr>
+            <w:shd w:val="clear" w:color="auto" w:fill="1E3A5F"/>
+          </w:tcPr>
+          <w:p>
+            <w:pPr>
+              <w:rPr>
+                <w:b/>
+                <w:color w:val="FFFFFF"/>
+              </w:rPr>
+            </w:pPr>
+            <w:r>
+              <w:rPr>
+                <w:b/>
+                <w:color w:val="FFFFFF"/>
+              </w:rPr>
+              <w:t xml:space="preserve">AHB Enabled</w:t>
+            </w:r>
+          </w:p>
+        </w:tc>
+        <w:tc>
+          <w:tcPr>
+            <w:shd w:val="clear" w:color="auto" w:fill="1E3A5F"/>
+          </w:tcPr>
+          <w:p>
+            <w:pPr>
+              <w:rPr>
+                <w:b/>
+                <w:color w:val="FFFFFF"/>
+              </w:rPr>
+            </w:pPr>
+            <w:r>
+              <w:rPr>
+                <w:b/>
+                <w:color w:val="FFFFFF"/>
+              </w:rPr>
+              <w:t xml:space="preserve">Monthly Cost (USD)</w:t>
+            </w:r>
+          </w:p>
+        </w:tc>
+        <w:tc>
+          <w:tcPr>
+            <w:shd w:val="clear" w:color="auto" w:fill="1E3A5F"/>
+          </w:tcPr>
+          <w:p>
+            <w:pPr>
+              <w:rPr>
+                <w:b/>
+                <w:color w:val="FFFFFF"/>
+              </w:rPr>
+            </w:pPr>
+            <w:r>
+              <w:rPr>
+                <w:b/>
+                <w:color w:val="FFFFFF"/>
+              </w:rPr>
+              <w:t xml:space="preserve">Monthly Saving (USD)</w:t>
+            </w:r>
+          </w:p>
+        </w:tc>
+      </w:tr>
+      <w:tr>
+        <w:tc>
+          <w:p>
+            <w:r>
+              <w:t xml:space="preserve">azl-iic-n01</w:t>
+            </w:r>
+          </w:p>
+        </w:tc>
+        <w:tc>
+          <w:p>
+            <w:r>
+              <w:t xml:space="preserve">32</w:t>
+            </w:r>
+          </w:p>
+        </w:tc>
+        <w:tc>
+          <w:p>
+            <w:r>
+              <w:t xml:space="preserve">Yes</w:t>
+            </w:r>
+          </w:p>
+        </w:tc>
+        <w:tc>
+          <w:p>
+            <w:r>
+              <w:t xml:space="preserve">320</w:t>
+            </w:r>
+          </w:p>
+        </w:tc>
+        <w:tc>
+          <w:p>
+            <w:r>
+              <w:t xml:space="preserve">320</w:t>
+            </w:r>
+          </w:p>
+        </w:tc>
+      </w:tr>
+      <w:tr>
+        <w:tc>
+          <w:p>
+            <w:r>
+              <w:t xml:space="preserve">azl-iic-n02</w:t>
+            </w:r>
+          </w:p>
+        </w:tc>
+        <w:tc>
+          <w:p>
+            <w:r>
+              <w:t xml:space="preserve">32</w:t>
+            </w:r>
+          </w:p>
+        </w:tc>
+        <w:tc>
+          <w:p>
+            <w:r>
+              <w:t xml:space="preserve">Yes</w:t>
+            </w:r>
+          </w:p>
+        </w:tc>
+        <w:tc>
+          <w:p>
+            <w:r>
+              <w:t xml:space="preserve">320</w:t>
+            </w:r>
+          </w:p>
+        </w:tc>
+        <w:tc>
+          <w:p>
+            <w:r>
+              <w:t xml:space="preserve">320</w:t>
+            </w:r>
+          </w:p>
+        </w:tc>
+      </w:tr>
+      <w:tr>
+        <w:tc>
+          <w:p>
+            <w:r>
+              <w:t xml:space="preserve">azl-iic-n03</w:t>
+            </w:r>
+          </w:p>
+        </w:tc>
+        <w:tc>
+          <w:p>
+            <w:r>
+              <w:t xml:space="preserve">32</w:t>
+            </w:r>
+          </w:p>
+        </w:tc>
+        <w:tc>
+          <w:p>
+            <w:r>
+              <w:t xml:space="preserve">Yes</w:t>
+            </w:r>
+          </w:p>
+        </w:tc>
+        <w:tc>
+          <w:p>
+            <w:r>
+              <w:t xml:space="preserve">320</w:t>
+            </w:r>
+          </w:p>
+        </w:tc>
+        <w:tc>
+          <w:p>
+            <w:r>
+              <w:t xml:space="preserve">320</w:t>
+            </w:r>
+          </w:p>
+        </w:tc>
+      </w:tr>
+    </w:tbl>
+    <w:p>
+      <w:pPr>
+        <w:rPr>
+          <w:i/>
+          <w:color w:val="64748B"/>
+        </w:rPr>
+      </w:pPr>
+      <w:r>
+        <w:rPr>
+          <w:i/>
+          <w:color w:val="64748B"/>
+        </w:rPr>
+        <w:t xml:space="preserve">Pricing as of 2026-04-16 — https://azure.microsoft.com/en-us/pricing/details/azure-local/</w:t>
+      </w:r>
+    </w:p>
+    <w:p>
+      <w:pPr>
+        <w:pStyle w:val="Heading1"/>
+      </w:pPr>
+      <w:r>
+        <w:t xml:space="preserve">Arc Extensions by Node</w:t>
+      </w:r>
+    </w:p>
+    <w:tbl>
+      <w:tblPr>
+        <w:tblStyle w:val="TableGrid"/>
+        <w:tblW w:w="0" w:type="auto"/>
+        <w:tblBorders>
+          <w:top w:val="single" w:sz="4" w:space="0" w:color="CCCCCC"/>
+          <w:left w:val="single" w:sz="4" w:space="0" w:color="CCCCCC"/>
+          <w:bottom w:val="single" w:sz="4" w:space="0" w:color="CCCCCC"/>
+          <w:right w:val="single" w:sz="4" w:space="0" w:color="CCCCCC"/>
+          <w:insideH w:val="single" w:sz="4" w:space="0" w:color="CCCCCC"/>
+          <w:insideV w:val="single" w:sz="4" w:space="0" w:color="CCCCCC"/>
+        </w:tblBorders>
+      </w:tblPr>
+      <w:tr>
+        <w:trPr>
+          <w:tblHeader/>
+        </w:trPr>
+        <w:tc>
+          <w:tcPr>
+            <w:shd w:val="clear" w:color="auto" w:fill="1E3A5F"/>
+          </w:tcPr>
+          <w:p>
+            <w:pPr>
+              <w:rPr>
+                <w:b/>
+                <w:color w:val="FFFFFF"/>
+              </w:rPr>
+            </w:pPr>
+            <w:r>
+              <w:rPr>
+                <w:b/>
+                <w:color w:val="FFFFFF"/>
+              </w:rPr>
+              <w:t xml:space="preserve">Node</w:t>
+            </w:r>
+          </w:p>
+        </w:tc>
+        <w:tc>
+          <w:tcPr>
+            <w:shd w:val="clear" w:color="auto" w:fill="1E3A5F"/>
+          </w:tcPr>
+          <w:p>
+            <w:pPr>
+              <w:rPr>
+                <w:b/>
+                <w:color w:val="FFFFFF"/>
+              </w:rPr>
+            </w:pPr>
+            <w:r>
+              <w:rPr>
+                <w:b/>
+                <w:color w:val="FFFFFF"/>
+              </w:rPr>
+              <w:t xml:space="preserve">Name</w:t>
+            </w:r>
+          </w:p>
+        </w:tc>
+        <w:tc>
+          <w:tcPr>
+            <w:shd w:val="clear" w:color="auto" w:fill="1E3A5F"/>
+          </w:tcPr>
+          <w:p>
+            <w:pPr>
+              <w:rPr>
+                <w:b/>
+                <w:color w:val="FFFFFF"/>
+              </w:rPr>
+            </w:pPr>
+            <w:r>
+              <w:rPr>
+                <w:b/>
+                <w:color w:val="FFFFFF"/>
+              </w:rPr>
+              <w:t xml:space="preserve">Type</w:t>
+            </w:r>
+          </w:p>
+        </w:tc>
+        <w:tc>
+          <w:tcPr>
+            <w:shd w:val="clear" w:color="auto" w:fill="1E3A5F"/>
+          </w:tcPr>
+          <w:p>
+            <w:pPr>
+              <w:rPr>
+                <w:b/>
+                <w:color w:val="FFFFFF"/>
+              </w:rPr>
+            </w:pPr>
+            <w:r>
+              <w:rPr>
+                <w:b/>
+                <w:color w:val="FFFFFF"/>
+              </w:rPr>
+              <w:t xml:space="preserve">Publisher</w:t>
+            </w:r>
+          </w:p>
+        </w:tc>
+        <w:tc>
+          <w:tcPr>
+            <w:shd w:val="clear" w:color="auto" w:fill="1E3A5F"/>
+          </w:tcPr>
+          <w:p>
+            <w:pPr>
+              <w:rPr>
+                <w:b/>
+                <w:color w:val="FFFFFF"/>
+              </w:rPr>
+            </w:pPr>
+            <w:r>
+              <w:rPr>
+                <w:b/>
+                <w:color w:val="FFFFFF"/>
+              </w:rPr>
+              <w:t xml:space="preserve">Version</w:t>
+            </w:r>
+          </w:p>
+        </w:tc>
+        <w:tc>
+          <w:tcPr>
+            <w:shd w:val="clear" w:color="auto" w:fill="1E3A5F"/>
+          </w:tcPr>
+          <w:p>
+            <w:pPr>
+              <w:rPr>
+                <w:b/>
+                <w:color w:val="FFFFFF"/>
+              </w:rPr>
+            </w:pPr>
+            <w:r>
+              <w:rPr>
+                <w:b/>
+                <w:color w:val="FFFFFF"/>
+              </w:rPr>
+              <w:t xml:space="preserve">State</w:t>
+            </w:r>
+          </w:p>
+        </w:tc>
+      </w:tr>
+      <w:tr>
+        <w:tc>
+          <w:p>
+            <w:r>
+              <w:t xml:space="preserve">azl-iic-n01</w:t>
+            </w:r>
+          </w:p>
+        </w:tc>
+        <w:tc>
+          <w:p>
+            <w:r>
+              <w:t xml:space="preserve">AzureMonitorWindowsAgent</w:t>
+            </w:r>
+          </w:p>
+        </w:tc>
+        <w:tc>
+          <w:p>
+            <w:r>
+              <w:t xml:space="preserve">AzureMonitorWindowsAgent</w:t>
+            </w:r>
+          </w:p>
+        </w:tc>
+        <w:tc>
+          <w:p>
+            <w:r>
+              <w:t xml:space="preserve">Microsoft.Azure.Monitor</w:t>
+            </w:r>
+          </w:p>
+        </w:tc>
+        <w:tc>
+          <w:p>
+            <w:r>
+              <w:t xml:space="preserve">1.22.2.0</w:t>
+            </w:r>
+          </w:p>
+        </w:tc>
+        <w:tc>
+          <w:p>
+            <w:r>
+              <w:t xml:space="preserve">Succeeded</w:t>
+            </w:r>
+          </w:p>
+        </w:tc>
+      </w:tr>
+      <w:tr>
+        <w:tc>
+          <w:p>
+            <w:r>
+              <w:t xml:space="preserve">azl-iic-n01</w:t>
+            </w:r>
+          </w:p>
+        </w:tc>
+        <w:tc>
+          <w:p>
+            <w:r>
+              <w:t xml:space="preserve">GuestConfigExtension</w:t>
+            </w:r>
+          </w:p>
+        </w:tc>
+        <w:tc>
+          <w:p>
+            <w:r>
+              <w:t xml:space="preserve">ConfigurationforWindows</w:t>
+            </w:r>
+          </w:p>
+        </w:tc>
+        <w:tc>
+          <w:p>
+            <w:r>
+              <w:t xml:space="preserve">Microsoft.GuestConfiguration</w:t>
+            </w:r>
+          </w:p>
+        </w:tc>
+        <w:tc>
+          <w:p>
+            <w:r>
+              <w:t xml:space="preserve">1.29.78.0</w:t>
+            </w:r>
+          </w:p>
+        </w:tc>
+        <w:tc>
+          <w:p>
+            <w:r>
+              <w:t xml:space="preserve">Succeeded</w:t>
+            </w:r>
+          </w:p>
+        </w:tc>
+      </w:tr>
+      <w:tr>
+        <w:tc>
+          <w:p>
+            <w:r>
+              <w:t xml:space="preserve">azl-iic-n01</w:t>
+            </w:r>
+          </w:p>
+        </w:tc>
+        <w:tc>
+          <w:p>
+            <w:r>
+              <w:t xml:space="preserve">MicrosoftDefenderForServers</w:t>
+            </w:r>
+          </w:p>
+        </w:tc>
+        <w:tc>
+          <w:p>
+            <w:r>
+              <w:t xml:space="preserve">MDE.Windows</w:t>
+            </w:r>
+          </w:p>
+        </w:tc>
+        <w:tc>
+          <w:p>
+            <w:r>
+              <w:t xml:space="preserve">Microsoft.Azure.AzureDefenderForServers</w:t>
+            </w:r>
+          </w:p>
+        </w:tc>
+        <w:tc>
+          <w:p>
+            <w:r>
+              <w:t xml:space="preserve">1.0</w:t>
+            </w:r>
+          </w:p>
+        </w:tc>
+        <w:tc>
+          <w:p>
+            <w:r>
+              <w:t xml:space="preserve">Succeeded</w:t>
+            </w:r>
+          </w:p>
+        </w:tc>
+      </w:tr>
+      <w:tr>
+        <w:tc>
+          <w:p>
+            <w:r>
+              <w:t xml:space="preserve">azl-iic-n02</w:t>
+            </w:r>
+          </w:p>
+        </w:tc>
+        <w:tc>
+          <w:p>
+            <w:r>
+              <w:t xml:space="preserve">AzureMonitorWindowsAgent</w:t>
+            </w:r>
+          </w:p>
+        </w:tc>
+        <w:tc>
+          <w:p>
+            <w:r>
+              <w:t xml:space="preserve">AzureMonitorWindowsAgent</w:t>
+            </w:r>
+          </w:p>
+        </w:tc>
+        <w:tc>
+          <w:p>
+            <w:r>
+              <w:t xml:space="preserve">Microsoft.Azure.Monitor</w:t>
+            </w:r>
+          </w:p>
+        </w:tc>
+        <w:tc>
+          <w:p>
+            <w:r>
+              <w:t xml:space="preserve">1.22.2.0</w:t>
+            </w:r>
+          </w:p>
+        </w:tc>
+        <w:tc>
+          <w:p>
+            <w:r>
+              <w:t xml:space="preserve">Succeeded</w:t>
+            </w:r>
+          </w:p>
+        </w:tc>
+      </w:tr>
+      <w:tr>
+        <w:tc>
+          <w:p>
+            <w:r>
+              <w:t xml:space="preserve">azl-iic-n02</w:t>
+            </w:r>
+          </w:p>
+        </w:tc>
+        <w:tc>
+          <w:p>
+            <w:r>
+              <w:t xml:space="preserve">GuestConfigExtension</w:t>
+            </w:r>
+          </w:p>
+        </w:tc>
+        <w:tc>
+          <w:p>
+            <w:r>
+              <w:t xml:space="preserve">ConfigurationforWindows</w:t>
+            </w:r>
+          </w:p>
+        </w:tc>
+        <w:tc>
+          <w:p>
+            <w:r>
+              <w:t xml:space="preserve">Microsoft.GuestConfiguration</w:t>
+            </w:r>
+          </w:p>
+        </w:tc>
+        <w:tc>
+          <w:p>
+            <w:r>
+              <w:t xml:space="preserve">1.29.78.0</w:t>
+            </w:r>
+          </w:p>
+        </w:tc>
+        <w:tc>
+          <w:p>
+            <w:r>
+              <w:t xml:space="preserve">Succeeded</w:t>
+            </w:r>
+          </w:p>
+        </w:tc>
+      </w:tr>
+      <w:tr>
+        <w:tc>
+          <w:p>
+            <w:r>
+              <w:t xml:space="preserve">azl-iic-n02</w:t>
+            </w:r>
+          </w:p>
+        </w:tc>
+        <w:tc>
+          <w:p>
+            <w:r>
+              <w:t xml:space="preserve">MicrosoftDefenderForServers</w:t>
+            </w:r>
+          </w:p>
+        </w:tc>
+        <w:tc>
+          <w:p>
+            <w:r>
+              <w:t xml:space="preserve">MDE.Windows</w:t>
+            </w:r>
+          </w:p>
+        </w:tc>
+        <w:tc>
+          <w:p>
+            <w:r>
+              <w:t xml:space="preserve">Microsoft.Azure.AzureDefenderForServers</w:t>
+            </w:r>
+          </w:p>
+        </w:tc>
+        <w:tc>
+          <w:p>
+            <w:r>
+              <w:t xml:space="preserve">1.0</w:t>
+            </w:r>
+          </w:p>
+        </w:tc>
+        <w:tc>
+          <w:p>
+            <w:r>
+              <w:t xml:space="preserve">Succeeded</w:t>
+            </w:r>
+          </w:p>
+        </w:tc>
+      </w:tr>
+      <w:tr>
+        <w:tc>
+          <w:p>
+            <w:r>
+              <w:t xml:space="preserve">azl-iic-n03</w:t>
+            </w:r>
+          </w:p>
+        </w:tc>
+        <w:tc>
+          <w:p>
+            <w:r>
+              <w:t xml:space="preserve">AzureMonitorWindowsAgent</w:t>
+            </w:r>
+          </w:p>
+        </w:tc>
+        <w:tc>
+          <w:p>
+            <w:r>
+              <w:t xml:space="preserve">AzureMonitorWindowsAgent</w:t>
+            </w:r>
+          </w:p>
+        </w:tc>
+        <w:tc>
+          <w:p>
+            <w:r>
+              <w:t xml:space="preserve">Microsoft.Azure.Monitor</w:t>
+            </w:r>
+          </w:p>
+        </w:tc>
+        <w:tc>
+          <w:p>
+            <w:r>
+              <w:t xml:space="preserve">1.22.2.0</w:t>
+            </w:r>
+          </w:p>
+        </w:tc>
+        <w:tc>
+          <w:p>
+            <w:r>
+              <w:t xml:space="preserve">Succeeded</w:t>
+            </w:r>
+          </w:p>
+        </w:tc>
+      </w:tr>
+      <w:tr>
+        <w:tc>
+          <w:p>
+            <w:r>
+              <w:t xml:space="preserve">azl-iic-n03</w:t>
+            </w:r>
+          </w:p>
+        </w:tc>
+        <w:tc>
+          <w:p>
+            <w:r>
+              <w:t xml:space="preserve">GuestConfigExtension</w:t>
+            </w:r>
+          </w:p>
+        </w:tc>
+        <w:tc>
+          <w:p>
+            <w:r>
+              <w:t xml:space="preserve">ConfigurationforWindows</w:t>
+            </w:r>
+          </w:p>
+        </w:tc>
+        <w:tc>
+          <w:p>
+            <w:r>
+              <w:t xml:space="preserve">Microsoft.GuestConfiguration</w:t>
+            </w:r>
+          </w:p>
+        </w:tc>
+        <w:tc>
+          <w:p>
+            <w:r>
+              <w:t xml:space="preserve">1.29.78.0</w:t>
+            </w:r>
+          </w:p>
+        </w:tc>
+        <w:tc>
+          <w:p>
+            <w:r>
+              <w:t xml:space="preserve">Succeeded</w:t>
+            </w:r>
+          </w:p>
+        </w:tc>
+      </w:tr>
+      <w:tr>
+        <w:tc>
+          <w:p>
+            <w:r>
+              <w:t xml:space="preserve">azl-iic-n03</w:t>
+            </w:r>
+          </w:p>
+        </w:tc>
+        <w:tc>
+          <w:p>
+            <w:r>
+              <w:t xml:space="preserve">MicrosoftDefenderForServers</w:t>
+            </w:r>
+          </w:p>
+        </w:tc>
+        <w:tc>
+          <w:p>
+            <w:r>
+              <w:t xml:space="preserve">MDE.Windows</w:t>
+            </w:r>
+          </w:p>
+        </w:tc>
+        <w:tc>
+          <w:p>
+            <w:r>
+              <w:t xml:space="preserve">Microsoft.Azure.AzureDefenderForServers</w:t>
+            </w:r>
+          </w:p>
+        </w:tc>
+        <w:tc>
+          <w:p>
+            <w:r>
+              <w:t xml:space="preserve">1.0</w:t>
+            </w:r>
+          </w:p>
+        </w:tc>
+        <w:tc>
+          <w:p>
+            <w:r>
+              <w:t xml:space="preserve">Succeeded</w:t>
+            </w:r>
+          </w:p>
+        </w:tc>
+      </w:tr>
+    </w:tbl>
+    <w:p>
+      <w:pPr>
+        <w:rPr>
+          <w:i/>
+          <w:color w:val="64748B"/>
+        </w:rPr>
+      </w:pPr>
+      <w:r>
+        <w:rPr>
+          <w:i/>
+          <w:color w:val="64748B"/>
+        </w:rPr>
+        <w:t xml:space="preserve">AMA coverage: 100% of nodes. Failed extensions: 0.</w:t>
+      </w:r>
+    </w:p>
+    <w:p>
+      <w:pPr>
+        <w:pStyle w:val="Heading1"/>
+      </w:pPr>
+      <w:r>
+        <w:t xml:space="preserve">Logical Networks</w:t>
+      </w:r>
+    </w:p>
+    <w:tbl>
+      <w:tblPr>
+        <w:tblStyle w:val="TableGrid"/>
+        <w:tblW w:w="0" w:type="auto"/>
+        <w:tblBorders>
+          <w:top w:val="single" w:sz="4" w:space="0" w:color="CCCCCC"/>
+          <w:left w:val="single" w:sz="4" w:space="0" w:color="CCCCCC"/>
+          <w:bottom w:val="single" w:sz="4" w:space="0" w:color="CCCCCC"/>
+          <w:right w:val="single" w:sz="4" w:space="0" w:color="CCCCCC"/>
+          <w:insideH w:val="single" w:sz="4" w:space="0" w:color="CCCCCC"/>
+          <w:insideV w:val="single" w:sz="4" w:space="0" w:color="CCCCCC"/>
+        </w:tblBorders>
+      </w:tblPr>
+      <w:tr>
+        <w:trPr>
+          <w:tblHeader/>
+        </w:trPr>
+        <w:tc>
+          <w:tcPr>
+            <w:shd w:val="clear" w:color="auto" w:fill="1E3A5F"/>
+          </w:tcPr>
+          <w:p>
+            <w:pPr>
+              <w:rPr>
+                <w:b/>
+                <w:color w:val="FFFFFF"/>
+              </w:rPr>
+            </w:pPr>
+            <w:r>
+              <w:rPr>
+                <w:b/>
+                <w:color w:val="FFFFFF"/>
+              </w:rPr>
+              <w:t xml:space="preserve">Name</w:t>
+            </w:r>
+          </w:p>
+        </w:tc>
+        <w:tc>
+          <w:tcPr>
+            <w:shd w:val="clear" w:color="auto" w:fill="1E3A5F"/>
+          </w:tcPr>
+          <w:p>
+            <w:pPr>
+              <w:rPr>
+                <w:b/>
+                <w:color w:val="FFFFFF"/>
+              </w:rPr>
+            </w:pPr>
+            <w:r>
+              <w:rPr>
+                <w:b/>
+                <w:color w:val="FFFFFF"/>
+              </w:rPr>
+              <w:t xml:space="preserve">VM Switch</w:t>
+            </w:r>
+          </w:p>
+        </w:tc>
+        <w:tc>
+          <w:tcPr>
+            <w:shd w:val="clear" w:color="auto" w:fill="1E3A5F"/>
+          </w:tcPr>
+          <w:p>
+            <w:pPr>
+              <w:rPr>
+                <w:b/>
+                <w:color w:val="FFFFFF"/>
+              </w:rPr>
+            </w:pPr>
+            <w:r>
+              <w:rPr>
+                <w:b/>
+                <w:color w:val="FFFFFF"/>
+              </w:rPr>
+              <w:t xml:space="preserve">DHCP</w:t>
+            </w:r>
+          </w:p>
+        </w:tc>
+        <w:tc>
+          <w:tcPr>
+            <w:shd w:val="clear" w:color="auto" w:fill="1E3A5F"/>
+          </w:tcPr>
+          <w:p>
+            <w:pPr>
+              <w:rPr>
+                <w:b/>
+                <w:color w:val="FFFFFF"/>
+              </w:rPr>
+            </w:pPr>
+            <w:r>
+              <w:rPr>
+                <w:b/>
+                <w:color w:val="FFFFFF"/>
+              </w:rPr>
+              <w:t xml:space="preserve">Subnets</w:t>
+            </w:r>
+          </w:p>
+        </w:tc>
+        <w:tc>
+          <w:tcPr>
+            <w:shd w:val="clear" w:color="auto" w:fill="1E3A5F"/>
+          </w:tcPr>
+          <w:p>
+            <w:pPr>
+              <w:rPr>
+                <w:b/>
+                <w:color w:val="FFFFFF"/>
+              </w:rPr>
+            </w:pPr>
+            <w:r>
+              <w:rPr>
+                <w:b/>
+                <w:color w:val="FFFFFF"/>
+              </w:rPr>
+              <w:t xml:space="preserve">State</w:t>
+            </w:r>
+          </w:p>
+        </w:tc>
+      </w:tr>
+      <w:tr>
+        <w:tc>
+          <w:p>
+            <w:r>
+              <w:t xml:space="preserve">lnet-iic-mgmt-01</w:t>
+            </w:r>
+          </w:p>
+        </w:tc>
+        <w:tc>
+          <w:p>
+            <w:r>
+              <w:t xml:space="preserve">ConvergedSwitch</w:t>
+            </w:r>
+          </w:p>
+        </w:tc>
+        <w:tc>
+          <w:p>
+            <w:r>
+              <w:t xml:space="preserve">No</w:t>
+            </w:r>
+          </w:p>
+        </w:tc>
+        <w:tc>
+          <w:p>
+            <w:r>
+              <w:t xml:space="preserve">1</w:t>
+            </w:r>
+          </w:p>
+        </w:tc>
+        <w:tc>
+          <w:p>
+            <w:r>
+              <w:t xml:space="preserve">Succeeded</w:t>
+            </w:r>
+          </w:p>
+        </w:tc>
+      </w:tr>
+      <w:tr>
+        <w:tc>
+          <w:p>
+            <w:r>
+              <w:t xml:space="preserve">lnet-iic-workload-01</w:t>
+            </w:r>
+          </w:p>
+        </w:tc>
+        <w:tc>
+          <w:p>
+            <w:r>
+              <w:t xml:space="preserve">ConvergedSwitch</w:t>
+            </w:r>
+          </w:p>
+        </w:tc>
+        <w:tc>
+          <w:p>
+            <w:r>
+              <w:t xml:space="preserve">Yes</w:t>
+            </w:r>
+          </w:p>
+        </w:tc>
+        <w:tc>
+          <w:p>
+            <w:r>
+              <w:t xml:space="preserve">1</w:t>
+            </w:r>
+          </w:p>
+        </w:tc>
+        <w:tc>
+          <w:p>
+            <w:r>
+              <w:t xml:space="preserve">Succeeded</w:t>
+            </w:r>
+          </w:p>
+        </w:tc>
+      </w:tr>
+    </w:tbl>
+    <w:p>
+      <w:pPr>
+        <w:pStyle w:val="Heading1"/>
+      </w:pPr>
+      <w:r>
+        <w:t xml:space="preserve">Logical Network Subnets</w:t>
+      </w:r>
+    </w:p>
+    <w:tbl>
+      <w:tblPr>
+        <w:tblStyle w:val="TableGrid"/>
+        <w:tblW w:w="0" w:type="auto"/>
+        <w:tblBorders>
+          <w:top w:val="single" w:sz="4" w:space="0" w:color="CCCCCC"/>
+          <w:left w:val="single" w:sz="4" w:space="0" w:color="CCCCCC"/>
+          <w:bottom w:val="single" w:sz="4" w:space="0" w:color="CCCCCC"/>
+          <w:right w:val="single" w:sz="4" w:space="0" w:color="CCCCCC"/>
+          <w:insideH w:val="single" w:sz="4" w:space="0" w:color="CCCCCC"/>
+          <w:insideV w:val="single" w:sz="4" w:space="0" w:color="CCCCCC"/>
+        </w:tblBorders>
+      </w:tblPr>
+      <w:tr>
+        <w:trPr>
+          <w:tblHeader/>
+        </w:trPr>
+        <w:tc>
+          <w:tcPr>
+            <w:shd w:val="clear" w:color="auto" w:fill="1E3A5F"/>
+          </w:tcPr>
+          <w:p>
+            <w:pPr>
+              <w:rPr>
+                <w:b/>
+                <w:color w:val="FFFFFF"/>
+              </w:rPr>
+            </w:pPr>
+            <w:r>
+              <w:rPr>
+                <w:b/>
+                <w:color w:val="FFFFFF"/>
+              </w:rPr>
+              <w:t xml:space="preserve">Network</w:t>
+            </w:r>
+          </w:p>
+        </w:tc>
+        <w:tc>
+          <w:tcPr>
+            <w:shd w:val="clear" w:color="auto" w:fill="1E3A5F"/>
+          </w:tcPr>
+          <w:p>
+            <w:pPr>
+              <w:rPr>
+                <w:b/>
+                <w:color w:val="FFFFFF"/>
+              </w:rPr>
+            </w:pPr>
+            <w:r>
+              <w:rPr>
+                <w:b/>
+                <w:color w:val="FFFFFF"/>
+              </w:rPr>
+              <w:t xml:space="preserve">Subnet</w:t>
+            </w:r>
+          </w:p>
+        </w:tc>
+        <w:tc>
+          <w:tcPr>
+            <w:shd w:val="clear" w:color="auto" w:fill="1E3A5F"/>
+          </w:tcPr>
+          <w:p>
+            <w:pPr>
+              <w:rPr>
+                <w:b/>
+                <w:color w:val="FFFFFF"/>
+              </w:rPr>
+            </w:pPr>
+            <w:r>
+              <w:rPr>
+                <w:b/>
+                <w:color w:val="FFFFFF"/>
+              </w:rPr>
+              <w:t xml:space="preserve">Address Prefix</w:t>
+            </w:r>
+          </w:p>
+        </w:tc>
+        <w:tc>
+          <w:tcPr>
+            <w:shd w:val="clear" w:color="auto" w:fill="1E3A5F"/>
+          </w:tcPr>
+          <w:p>
+            <w:pPr>
+              <w:rPr>
+                <w:b/>
+                <w:color w:val="FFFFFF"/>
+              </w:rPr>
+            </w:pPr>
+            <w:r>
+              <w:rPr>
+                <w:b/>
+                <w:color w:val="FFFFFF"/>
+              </w:rPr>
+              <w:t xml:space="preserve">VLAN</w:t>
+            </w:r>
+          </w:p>
+        </w:tc>
+        <w:tc>
+          <w:tcPr>
+            <w:shd w:val="clear" w:color="auto" w:fill="1E3A5F"/>
+          </w:tcPr>
+          <w:p>
+            <w:pPr>
+              <w:rPr>
+                <w:b/>
+                <w:color w:val="FFFFFF"/>
+              </w:rPr>
+            </w:pPr>
+            <w:r>
+              <w:rPr>
+                <w:b/>
+                <w:color w:val="FFFFFF"/>
+              </w:rPr>
+              <w:t xml:space="preserve">IP Pools</w:t>
+            </w:r>
+          </w:p>
+        </w:tc>
+      </w:tr>
+      <w:tr>
+        <w:tc>
+          <w:p>
+            <w:r>
+              <w:t xml:space="preserve">lnet-iic-mgmt-01</w:t>
+            </w:r>
+          </w:p>
+        </w:tc>
+        <w:tc>
+          <w:p>
+            <w:r>
+              <w:t xml:space="preserve">subnet-management</w:t>
+            </w:r>
+          </w:p>
+        </w:tc>
+        <w:tc>
+          <w:p>
+            <w:r>
+              <w:t xml:space="preserve">10.0.0.0/24</w:t>
+            </w:r>
+          </w:p>
+        </w:tc>
+        <w:tc>
+          <w:p>
+            <w:r>
+              <w:t xml:space="preserve">2203</w:t>
+            </w:r>
+          </w:p>
+        </w:tc>
+        <w:tc>
+          <w:p>
+            <w:r>
+              <w:t xml:space="preserve">1</w:t>
+            </w:r>
+          </w:p>
+        </w:tc>
+      </w:tr>
+      <w:tr>
+        <w:tc>
+          <w:p>
+            <w:r>
+              <w:t xml:space="preserve">lnet-iic-workload-01</w:t>
+            </w:r>
+          </w:p>
+        </w:tc>
+        <w:tc>
+          <w:p>
+            <w:r>
+              <w:t xml:space="preserve">subnet-workload</w:t>
+            </w:r>
+          </w:p>
+        </w:tc>
+        <w:tc>
+          <w:p>
+            <w:r>
+              <w:t xml:space="preserve">10.0.2.0/24</w:t>
+            </w:r>
+          </w:p>
+        </w:tc>
+        <w:tc>
+          <w:p>
+            <w:r>
+              <w:t xml:space="preserve">2205</w:t>
+            </w:r>
+          </w:p>
+        </w:tc>
+        <w:tc>
+          <w:p>
+            <w:r>
+              <w:t xml:space="preserve">1</w:t>
+            </w:r>
+          </w:p>
+        </w:tc>
+      </w:tr>
+    </w:tbl>
+    <w:p>
+      <w:pPr>
+        <w:pStyle w:val="Heading1"/>
+      </w:pPr>
+      <w:r>
+        <w:t xml:space="preserve">Storage Paths</w:t>
+      </w:r>
+    </w:p>
+    <w:tbl>
+      <w:tblPr>
+        <w:tblStyle w:val="TableGrid"/>
+        <w:tblW w:w="0" w:type="auto"/>
+        <w:tblBorders>
+          <w:top w:val="single" w:sz="4" w:space="0" w:color="CCCCCC"/>
+          <w:left w:val="single" w:sz="4" w:space="0" w:color="CCCCCC"/>
+          <w:bottom w:val="single" w:sz="4" w:space="0" w:color="CCCCCC"/>
+          <w:right w:val="single" w:sz="4" w:space="0" w:color="CCCCCC"/>
+          <w:insideH w:val="single" w:sz="4" w:space="0" w:color="CCCCCC"/>
+          <w:insideV w:val="single" w:sz="4" w:space="0" w:color="CCCCCC"/>
+        </w:tblBorders>
+      </w:tblPr>
+      <w:tr>
+        <w:trPr>
+          <w:tblHeader/>
+        </w:trPr>
+        <w:tc>
+          <w:tcPr>
+            <w:shd w:val="clear" w:color="auto" w:fill="1E3A5F"/>
+          </w:tcPr>
+          <w:p>
+            <w:pPr>
+              <w:rPr>
+                <w:b/>
+                <w:color w:val="FFFFFF"/>
+              </w:rPr>
+            </w:pPr>
+            <w:r>
+              <w:rPr>
+                <w:b/>
+                <w:color w:val="FFFFFF"/>
+              </w:rPr>
+              <w:t xml:space="preserve">Name</w:t>
+            </w:r>
+          </w:p>
+        </w:tc>
+        <w:tc>
+          <w:tcPr>
+            <w:shd w:val="clear" w:color="auto" w:fill="1E3A5F"/>
+          </w:tcPr>
+          <w:p>
+            <w:pPr>
+              <w:rPr>
+                <w:b/>
+                <w:color w:val="FFFFFF"/>
+              </w:rPr>
+            </w:pPr>
+            <w:r>
+              <w:rPr>
+                <w:b/>
+                <w:color w:val="FFFFFF"/>
+              </w:rPr>
+              <w:t xml:space="preserve">Path</w:t>
+            </w:r>
+          </w:p>
+        </w:tc>
+        <w:tc>
+          <w:tcPr>
+            <w:shd w:val="clear" w:color="auto" w:fill="1E3A5F"/>
+          </w:tcPr>
+          <w:p>
+            <w:pPr>
+              <w:rPr>
+                <w:b/>
+                <w:color w:val="FFFFFF"/>
+              </w:rPr>
+            </w:pPr>
+            <w:r>
+              <w:rPr>
+                <w:b/>
+                <w:color w:val="FFFFFF"/>
+              </w:rPr>
+              <w:t xml:space="preserve">Available (GB)</w:t>
+            </w:r>
+          </w:p>
+        </w:tc>
+        <w:tc>
+          <w:tcPr>
+            <w:shd w:val="clear" w:color="auto" w:fill="1E3A5F"/>
+          </w:tcPr>
+          <w:p>
+            <w:pPr>
+              <w:rPr>
+                <w:b/>
+                <w:color w:val="FFFFFF"/>
+              </w:rPr>
+            </w:pPr>
+            <w:r>
+              <w:rPr>
+                <w:b/>
+                <w:color w:val="FFFFFF"/>
+              </w:rPr>
+              <w:t xml:space="preserve">File System</w:t>
+            </w:r>
+          </w:p>
+        </w:tc>
+        <w:tc>
+          <w:tcPr>
+            <w:shd w:val="clear" w:color="auto" w:fill="1E3A5F"/>
+          </w:tcPr>
+          <w:p>
+            <w:pPr>
+              <w:rPr>
+                <w:b/>
+                <w:color w:val="FFFFFF"/>
+              </w:rPr>
+            </w:pPr>
+            <w:r>
+              <w:rPr>
+                <w:b/>
+                <w:color w:val="FFFFFF"/>
+              </w:rPr>
+              <w:t xml:space="preserve">State</w:t>
+            </w:r>
+          </w:p>
+        </w:tc>
+      </w:tr>
+      <w:tr>
+        <w:tc>
+          <w:p>
+            <w:r>
+              <w:t xml:space="preserve">sp-iic-vmstore-01</w:t>
+            </w:r>
+          </w:p>
+        </w:tc>
+        <w:tc>
+          <w:p>
+            <w:r>
+              <w:t xml:space="preserve">C:\ClusterStorage\csv-iic-azlocal-01-vmstore-01\ArcVmDisks</w:t>
+            </w:r>
+          </w:p>
+        </w:tc>
+        <w:tc>
+          <w:p>
+            <w:r>
+              <w:t xml:space="preserve">1480</w:t>
+            </w:r>
+          </w:p>
+        </w:tc>
+        <w:tc>
+          <w:p>
+            <w:r>
+              <w:t xml:space="preserve">CSVFS_ReFS</w:t>
+            </w:r>
+          </w:p>
+        </w:tc>
+        <w:tc>
+          <w:p>
+            <w:r>
+              <w:t xml:space="preserve">Succeeded</w:t>
+            </w:r>
+          </w:p>
+        </w:tc>
+      </w:tr>
+      <w:tr>
+        <w:tc>
+          <w:p>
+            <w:r>
+              <w:t xml:space="preserve">sp-iic-vmstore-02</w:t>
+            </w:r>
+          </w:p>
+        </w:tc>
+        <w:tc>
+          <w:p>
+            <w:r>
+              <w:t xml:space="preserve">C:\ClusterStorage\csv-iic-azlocal-01-vmstore-02\ArcVmDisks</w:t>
+            </w:r>
+          </w:p>
+        </w:tc>
+        <w:tc>
+          <w:p>
+            <w:r>
+              <w:t xml:space="preserve">1620</w:t>
+            </w:r>
+          </w:p>
+        </w:tc>
+        <w:tc>
+          <w:p>
+            <w:r>
+              <w:t xml:space="preserve">CSVFS_ReFS</w:t>
+            </w:r>
+          </w:p>
+        </w:tc>
+        <w:tc>
+          <w:p>
+            <w:r>
+              <w:t xml:space="preserve">Succeeded</w:t>
+            </w:r>
+          </w:p>
+        </w:tc>
+      </w:tr>
+      <w:tr>
+        <w:tc>
+          <w:p>
+            <w:r>
+              <w:t xml:space="preserve">sp-iic-vmstore-03</w:t>
+            </w:r>
+          </w:p>
+        </w:tc>
+        <w:tc>
+          <w:p>
+            <w:r>
+              <w:t xml:space="preserve">C:\ClusterStorage\csv-iic-azlocal-01-vmstore-03\ArcVmDisks</w:t>
+            </w:r>
+          </w:p>
+        </w:tc>
+        <w:tc>
+          <w:p>
+            <w:r>
+              <w:t xml:space="preserve">1710</w:t>
+            </w:r>
+          </w:p>
+        </w:tc>
+        <w:tc>
+          <w:p>
+            <w:r>
+              <w:t xml:space="preserve">CSVFS_ReFS</w:t>
+            </w:r>
+          </w:p>
+        </w:tc>
+        <w:tc>
+          <w:p>
+            <w:r>
+              <w:t xml:space="preserve">Succeeded</w:t>
+            </w:r>
+          </w:p>
+        </w:tc>
+      </w:tr>
+    </w:tbl>
+    <w:p>
+      <w:pPr>
+        <w:pStyle w:val="Heading1"/>
+      </w:pPr>
+      <w:r>
+        <w:t xml:space="preserve">Arc Resource Bridge</w:t>
+      </w:r>
+    </w:p>
+    <w:tbl>
+      <w:tblPr>
+        <w:tblStyle w:val="TableGrid"/>
+        <w:tblW w:w="0" w:type="auto"/>
+        <w:tblBorders>
+          <w:top w:val="single" w:sz="4" w:space="0" w:color="CCCCCC"/>
+          <w:left w:val="single" w:sz="4" w:space="0" w:color="CCCCCC"/>
+          <w:bottom w:val="single" w:sz="4" w:space="0" w:color="CCCCCC"/>
+          <w:right w:val="single" w:sz="4" w:space="0" w:color="CCCCCC"/>
+          <w:insideH w:val="single" w:sz="4" w:space="0" w:color="CCCCCC"/>
+          <w:insideV w:val="single" w:sz="4" w:space="0" w:color="CCCCCC"/>
+        </w:tblBorders>
+      </w:tblPr>
+      <w:tr>
+        <w:trPr>
+          <w:tblHeader/>
+        </w:trPr>
+        <w:tc>
+          <w:tcPr>
+            <w:shd w:val="clear" w:color="auto" w:fill="1E3A5F"/>
+          </w:tcPr>
+          <w:p>
+            <w:pPr>
+              <w:rPr>
+                <w:b/>
+                <w:color w:val="FFFFFF"/>
+              </w:rPr>
+            </w:pPr>
+            <w:r>
+              <w:rPr>
+                <w:b/>
+                <w:color w:val="FFFFFF"/>
+              </w:rPr>
+              <w:t xml:space="preserve">Name</w:t>
+            </w:r>
+          </w:p>
+        </w:tc>
+        <w:tc>
+          <w:tcPr>
+            <w:shd w:val="clear" w:color="auto" w:fill="1E3A5F"/>
+          </w:tcPr>
+          <w:p>
+            <w:pPr>
+              <w:rPr>
+                <w:b/>
+                <w:color w:val="FFFFFF"/>
+              </w:rPr>
+            </w:pPr>
+            <w:r>
+              <w:rPr>
+                <w:b/>
+                <w:color w:val="FFFFFF"/>
+              </w:rPr>
+              <w:t xml:space="preserve">Status</w:t>
+            </w:r>
+          </w:p>
+        </w:tc>
+        <w:tc>
+          <w:tcPr>
+            <w:shd w:val="clear" w:color="auto" w:fill="1E3A5F"/>
+          </w:tcPr>
+          <w:p>
+            <w:pPr>
+              <w:rPr>
+                <w:b/>
+                <w:color w:val="FFFFFF"/>
+              </w:rPr>
+            </w:pPr>
+            <w:r>
+              <w:rPr>
+                <w:b/>
+                <w:color w:val="FFFFFF"/>
+              </w:rPr>
+              <w:t xml:space="preserve">Version</w:t>
+            </w:r>
+          </w:p>
+        </w:tc>
+        <w:tc>
+          <w:tcPr>
+            <w:shd w:val="clear" w:color="auto" w:fill="1E3A5F"/>
+          </w:tcPr>
+          <w:p>
+            <w:pPr>
+              <w:rPr>
+                <w:b/>
+                <w:color w:val="FFFFFF"/>
+              </w:rPr>
+            </w:pPr>
+            <w:r>
+              <w:rPr>
+                <w:b/>
+                <w:color w:val="FFFFFF"/>
+              </w:rPr>
+              <w:t xml:space="preserve">Distro</w:t>
+            </w:r>
+          </w:p>
+        </w:tc>
+        <w:tc>
+          <w:tcPr>
+            <w:shd w:val="clear" w:color="auto" w:fill="1E3A5F"/>
+          </w:tcPr>
+          <w:p>
+            <w:pPr>
+              <w:rPr>
+                <w:b/>
+                <w:color w:val="FFFFFF"/>
+              </w:rPr>
+            </w:pPr>
+            <w:r>
+              <w:rPr>
+                <w:b/>
+                <w:color w:val="FFFFFF"/>
+              </w:rPr>
+              <w:t xml:space="preserve">Provisioning</w:t>
+            </w:r>
+          </w:p>
+        </w:tc>
+      </w:tr>
+      <w:tr>
+        <w:tc>
+          <w:p>
+            <w:r>
+              <w:t xml:space="preserve">rb-iic-azlocal-01</w:t>
+            </w:r>
+          </w:p>
+        </w:tc>
+      </w:tr>
+      <w:tr>
+        <w:tc>
+          <w:p>
+            <w:r>
+              <w:t xml:space="preserve">Connected</w:t>
+            </w:r>
+          </w:p>
+        </w:tc>
+      </w:tr>
+      <w:tr>
+        <w:tc>
+          <w:p>
+            <w:r>
+              <w:t xml:space="preserve">1.5.23</w:t>
+            </w:r>
+          </w:p>
+        </w:tc>
+      </w:tr>
+      <w:tr>
+        <w:tc>
+          <w:p>
+            <w:r>
+              <w:t xml:space="preserve">MOC-K8S</w:t>
+            </w:r>
+          </w:p>
+        </w:tc>
+      </w:tr>
+      <w:tr>
+        <w:tc>
+          <w:p>
+            <w:r>
+              <w:t xml:space="preserve">Succeeded</w:t>
+            </w:r>
+          </w:p>
+        </w:tc>
+      </w:tr>
+    </w:tbl>
+    <w:p>
+      <w:pPr>
+        <w:pStyle w:val="Heading1"/>
+      </w:pPr>
+      <w:r>
+        <w:t xml:space="preserve">Custom Locations</w:t>
+      </w:r>
+    </w:p>
+    <w:tbl>
+      <w:tblPr>
+        <w:tblStyle w:val="TableGrid"/>
+        <w:tblW w:w="0" w:type="auto"/>
+        <w:tblBorders>
+          <w:top w:val="single" w:sz="4" w:space="0" w:color="CCCCCC"/>
+          <w:left w:val="single" w:sz="4" w:space="0" w:color="CCCCCC"/>
+          <w:bottom w:val="single" w:sz="4" w:space="0" w:color="CCCCCC"/>
+          <w:right w:val="single" w:sz="4" w:space="0" w:color="CCCCCC"/>
+          <w:insideH w:val="single" w:sz="4" w:space="0" w:color="CCCCCC"/>
+          <w:insideV w:val="single" w:sz="4" w:space="0" w:color="CCCCCC"/>
+        </w:tblBorders>
+      </w:tblPr>
+      <w:tr>
+        <w:trPr>
+          <w:tblHeader/>
+        </w:trPr>
+        <w:tc>
+          <w:tcPr>
+            <w:shd w:val="clear" w:color="auto" w:fill="1E3A5F"/>
+          </w:tcPr>
+          <w:p>
+            <w:pPr>
+              <w:rPr>
+                <w:b/>
+                <w:color w:val="FFFFFF"/>
+              </w:rPr>
+            </w:pPr>
+            <w:r>
+              <w:rPr>
+                <w:b/>
+                <w:color w:val="FFFFFF"/>
+              </w:rPr>
+              <w:t xml:space="preserve">Name</w:t>
+            </w:r>
+          </w:p>
+        </w:tc>
+        <w:tc>
+          <w:tcPr>
+            <w:shd w:val="clear" w:color="auto" w:fill="1E3A5F"/>
+          </w:tcPr>
+          <w:p>
+            <w:pPr>
+              <w:rPr>
+                <w:b/>
+                <w:color w:val="FFFFFF"/>
+              </w:rPr>
+            </w:pPr>
+            <w:r>
+              <w:rPr>
+                <w:b/>
+                <w:color w:val="FFFFFF"/>
+              </w:rPr>
+              <w:t xml:space="preserve">Namespace</w:t>
+            </w:r>
+          </w:p>
+        </w:tc>
+        <w:tc>
+          <w:tcPr>
+            <w:shd w:val="clear" w:color="auto" w:fill="1E3A5F"/>
+          </w:tcPr>
+          <w:p>
+            <w:pPr>
+              <w:rPr>
+                <w:b/>
+                <w:color w:val="FFFFFF"/>
+              </w:rPr>
+            </w:pPr>
+            <w:r>
+              <w:rPr>
+                <w:b/>
+                <w:color w:val="FFFFFF"/>
+              </w:rPr>
+              <w:t xml:space="preserve">Location</w:t>
+            </w:r>
+          </w:p>
+        </w:tc>
+        <w:tc>
+          <w:tcPr>
+            <w:shd w:val="clear" w:color="auto" w:fill="1E3A5F"/>
+          </w:tcPr>
+          <w:p>
+            <w:pPr>
+              <w:rPr>
+                <w:b/>
+                <w:color w:val="FFFFFF"/>
+              </w:rPr>
+            </w:pPr>
+            <w:r>
+              <w:rPr>
+                <w:b/>
+                <w:color w:val="FFFFFF"/>
+              </w:rPr>
+              <w:t xml:space="preserve">State</w:t>
+            </w:r>
+          </w:p>
+        </w:tc>
+      </w:tr>
+      <w:tr>
+        <w:tc>
+          <w:p>
+            <w:r>
+              <w:t xml:space="preserve">cl-iic-azlocal-01</w:t>
+            </w:r>
+          </w:p>
+        </w:tc>
+      </w:tr>
+      <w:tr>
+        <w:tc>
+          <w:p>
+            <w:r>
+              <w:t xml:space="preserve">azlocal</w:t>
+            </w:r>
+          </w:p>
+        </w:tc>
+      </w:tr>
+      <w:tr>
+        <w:tc>
+          <w:p>
+            <w:r>
+              <w:t xml:space="preserve">eastus</w:t>
+            </w:r>
+          </w:p>
+        </w:tc>
+      </w:tr>
+      <w:tr>
+        <w:tc>
+          <w:p>
+            <w:r>
+              <w:t xml:space="preserve">Succeeded</w:t>
+            </w:r>
+          </w:p>
+        </w:tc>
+      </w:tr>
+    </w:tbl>
+    <w:p>
+      <w:pPr>
+        <w:pStyle w:val="Heading1"/>
+      </w:pPr>
+      <w:r>
+        <w:t xml:space="preserve">Arc Gateways</w:t>
+      </w:r>
+    </w:p>
+    <w:tbl>
+      <w:tblPr>
+        <w:tblStyle w:val="TableGrid"/>
+        <w:tblW w:w="0" w:type="auto"/>
+        <w:tblBorders>
+          <w:top w:val="single" w:sz="4" w:space="0" w:color="CCCCCC"/>
+          <w:left w:val="single" w:sz="4" w:space="0" w:color="CCCCCC"/>
+          <w:bottom w:val="single" w:sz="4" w:space="0" w:color="CCCCCC"/>
+          <w:right w:val="single" w:sz="4" w:space="0" w:color="CCCCCC"/>
+          <w:insideH w:val="single" w:sz="4" w:space="0" w:color="CCCCCC"/>
+          <w:insideV w:val="single" w:sz="4" w:space="0" w:color="CCCCCC"/>
+        </w:tblBorders>
+      </w:tblPr>
+      <w:tr>
+        <w:trPr>
+          <w:tblHeader/>
+        </w:trPr>
+        <w:tc>
+          <w:tcPr>
+            <w:shd w:val="clear" w:color="auto" w:fill="1E3A5F"/>
+          </w:tcPr>
+          <w:p>
+            <w:pPr>
+              <w:rPr>
+                <w:b/>
+                <w:color w:val="FFFFFF"/>
+              </w:rPr>
+            </w:pPr>
+            <w:r>
+              <w:rPr>
+                <w:b/>
+                <w:color w:val="FFFFFF"/>
+              </w:rPr>
+              <w:t xml:space="preserve">Name</w:t>
+            </w:r>
+          </w:p>
+        </w:tc>
+        <w:tc>
+          <w:tcPr>
+            <w:shd w:val="clear" w:color="auto" w:fill="1E3A5F"/>
+          </w:tcPr>
+          <w:p>
+            <w:pPr>
+              <w:rPr>
+                <w:b/>
+                <w:color w:val="FFFFFF"/>
+              </w:rPr>
+            </w:pPr>
+            <w:r>
+              <w:rPr>
+                <w:b/>
+                <w:color w:val="FFFFFF"/>
+              </w:rPr>
+              <w:t xml:space="preserve">Endpoint</w:t>
+            </w:r>
+          </w:p>
+        </w:tc>
+        <w:tc>
+          <w:tcPr>
+            <w:shd w:val="clear" w:color="auto" w:fill="1E3A5F"/>
+          </w:tcPr>
+          <w:p>
+            <w:pPr>
+              <w:rPr>
+                <w:b/>
+                <w:color w:val="FFFFFF"/>
+              </w:rPr>
+            </w:pPr>
+            <w:r>
+              <w:rPr>
+                <w:b/>
+                <w:color w:val="FFFFFF"/>
+              </w:rPr>
+              <w:t xml:space="preserve">Allowed Features</w:t>
+            </w:r>
+          </w:p>
+        </w:tc>
+        <w:tc>
+          <w:tcPr>
+            <w:shd w:val="clear" w:color="auto" w:fill="1E3A5F"/>
+          </w:tcPr>
+          <w:p>
+            <w:pPr>
+              <w:rPr>
+                <w:b/>
+                <w:color w:val="FFFFFF"/>
+              </w:rPr>
+            </w:pPr>
+            <w:r>
+              <w:rPr>
+                <w:b/>
+                <w:color w:val="FFFFFF"/>
+              </w:rPr>
+              <w:t xml:space="preserve">State</w:t>
+            </w:r>
+          </w:p>
+        </w:tc>
+      </w:tr>
+      <w:tr>
+        <w:tc>
+          <w:p>
+            <w:r>
+              <w:t xml:space="preserve">arcgw-iic-01</w:t>
+            </w:r>
+          </w:p>
+        </w:tc>
+      </w:tr>
+      <w:tr>
+        <w:tc>
+          <w:p>
+            <w:r>
+              <w:t xml:space="preserve">https://arcgw-iic-01.gw.arc.azure.com</w:t>
+            </w:r>
+          </w:p>
+        </w:tc>
+      </w:tr>
+      <w:tr>
+        <w:tc>
+          <w:p>
+            <w:r>
+              <w:t xml:space="preserve">*</w:t>
+            </w:r>
+          </w:p>
+        </w:tc>
+      </w:tr>
+      <w:tr>
+        <w:tc>
+          <w:p>
+            <w:r>
+              <w:t xml:space="preserve">Succeeded</w:t>
+            </w:r>
+          </w:p>
+        </w:tc>
+      </w:tr>
+    </w:tbl>
+    <w:p>
+      <w:pPr>
+        <w:pStyle w:val="Heading1"/>
+      </w:pPr>
+      <w:r>
+        <w:t xml:space="preserve">Marketplace &amp; Custom Images</w:t>
+      </w:r>
+    </w:p>
+    <w:tbl>
+      <w:tblPr>
+        <w:tblStyle w:val="TableGrid"/>
+        <w:tblW w:w="0" w:type="auto"/>
+        <w:tblBorders>
+          <w:top w:val="single" w:sz="4" w:space="0" w:color="CCCCCC"/>
+          <w:left w:val="single" w:sz="4" w:space="0" w:color="CCCCCC"/>
+          <w:bottom w:val="single" w:sz="4" w:space="0" w:color="CCCCCC"/>
+          <w:right w:val="single" w:sz="4" w:space="0" w:color="CCCCCC"/>
+          <w:insideH w:val="single" w:sz="4" w:space="0" w:color="CCCCCC"/>
+          <w:insideV w:val="single" w:sz="4" w:space="0" w:color="CCCCCC"/>
+        </w:tblBorders>
+      </w:tblPr>
+      <w:tr>
+        <w:trPr>
+          <w:tblHeader/>
+        </w:trPr>
+        <w:tc>
+          <w:tcPr>
+            <w:shd w:val="clear" w:color="auto" w:fill="1E3A5F"/>
+          </w:tcPr>
+          <w:p>
+            <w:pPr>
+              <w:rPr>
+                <w:b/>
+                <w:color w:val="FFFFFF"/>
+              </w:rPr>
+            </w:pPr>
+            <w:r>
+              <w:rPr>
+                <w:b/>
+                <w:color w:val="FFFFFF"/>
+              </w:rPr>
+              <w:t xml:space="preserve">Name</w:t>
+            </w:r>
+          </w:p>
+        </w:tc>
+        <w:tc>
+          <w:tcPr>
+            <w:shd w:val="clear" w:color="auto" w:fill="1E3A5F"/>
+          </w:tcPr>
+          <w:p>
+            <w:pPr>
+              <w:rPr>
+                <w:b/>
+                <w:color w:val="FFFFFF"/>
+              </w:rPr>
+            </w:pPr>
+            <w:r>
+              <w:rPr>
+                <w:b/>
+                <w:color w:val="FFFFFF"/>
+              </w:rPr>
+              <w:t xml:space="preserve">Type</w:t>
+            </w:r>
+          </w:p>
+        </w:tc>
+        <w:tc>
+          <w:tcPr>
+            <w:shd w:val="clear" w:color="auto" w:fill="1E3A5F"/>
+          </w:tcPr>
+          <w:p>
+            <w:pPr>
+              <w:rPr>
+                <w:b/>
+                <w:color w:val="FFFFFF"/>
+              </w:rPr>
+            </w:pPr>
+            <w:r>
+              <w:rPr>
+                <w:b/>
+                <w:color w:val="FFFFFF"/>
+              </w:rPr>
+              <w:t xml:space="preserve">OS</w:t>
+            </w:r>
+          </w:p>
+        </w:tc>
+        <w:tc>
+          <w:tcPr>
+            <w:shd w:val="clear" w:color="auto" w:fill="1E3A5F"/>
+          </w:tcPr>
+          <w:p>
+            <w:pPr>
+              <w:rPr>
+                <w:b/>
+                <w:color w:val="FFFFFF"/>
+              </w:rPr>
+            </w:pPr>
+            <w:r>
+              <w:rPr>
+                <w:b/>
+                <w:color w:val="FFFFFF"/>
+              </w:rPr>
+              <w:t xml:space="preserve">Version</w:t>
+            </w:r>
+          </w:p>
+        </w:tc>
+        <w:tc>
+          <w:tcPr>
+            <w:shd w:val="clear" w:color="auto" w:fill="1E3A5F"/>
+          </w:tcPr>
+          <w:p>
+            <w:pPr>
+              <w:rPr>
+                <w:b/>
+                <w:color w:val="FFFFFF"/>
+              </w:rPr>
+            </w:pPr>
+            <w:r>
+              <w:rPr>
+                <w:b/>
+                <w:color w:val="FFFFFF"/>
+              </w:rPr>
+              <w:t xml:space="preserve">Size (GB)</w:t>
+            </w:r>
+          </w:p>
+        </w:tc>
+        <w:tc>
+          <w:tcPr>
+            <w:shd w:val="clear" w:color="auto" w:fill="1E3A5F"/>
+          </w:tcPr>
+          <w:p>
+            <w:pPr>
+              <w:rPr>
+                <w:b/>
+                <w:color w:val="FFFFFF"/>
+              </w:rPr>
+            </w:pPr>
+            <w:r>
+              <w:rPr>
+                <w:b/>
+                <w:color w:val="FFFFFF"/>
+              </w:rPr>
+              <w:t xml:space="preserve">State</w:t>
+            </w:r>
+          </w:p>
+        </w:tc>
+      </w:tr>
+      <w:tr>
+        <w:tc>
+          <w:p>
+            <w:r>
+              <w:t xml:space="preserve">img-iic-ws2022-datacenter</w:t>
+            </w:r>
+          </w:p>
+        </w:tc>
+        <w:tc>
+          <w:p>
+            <w:r>
+              <w:t xml:space="preserve">Marketplace</w:t>
+            </w:r>
+          </w:p>
+        </w:tc>
+        <w:tc>
+          <w:p>
+            <w:r>
+              <w:t xml:space="preserve">Windows</w:t>
+            </w:r>
+          </w:p>
+        </w:tc>
+        <w:tc>
+          <w:p>
+            <w:r>
+              <w:t xml:space="preserve">20348.2700.240906</w:t>
+            </w:r>
+          </w:p>
+        </w:tc>
+        <w:tc>
+          <w:p>
+            <w:r>
+              <w:t xml:space="preserve">127</w:t>
+            </w:r>
+          </w:p>
+        </w:tc>
+        <w:tc>
+          <w:p>
+            <w:r>
+              <w:t xml:space="preserve">Succeeded</w:t>
+            </w:r>
+          </w:p>
+        </w:tc>
+      </w:tr>
+      <w:tr>
+        <w:tc>
+          <w:p>
+            <w:r>
+              <w:t xml:space="preserve">img-iic-rhel9-base</w:t>
+            </w:r>
+          </w:p>
+        </w:tc>
+        <w:tc>
+          <w:p>
+            <w:r>
+              <w:t xml:space="preserve">Custom</w:t>
+            </w:r>
+          </w:p>
+        </w:tc>
+        <w:tc>
+          <w:p>
+            <w:r>
+              <w:t xml:space="preserve">Linux</w:t>
+            </w:r>
+          </w:p>
+        </w:tc>
+        <w:tc>
+          <w:p>
+            <w:r>
+              <w:t xml:space="preserve">9.4.1</w:t>
+            </w:r>
+          </w:p>
+        </w:tc>
+        <w:tc>
+          <w:p>
+            <w:r>
+              <w:t xml:space="preserve">24</w:t>
+            </w:r>
+          </w:p>
+        </w:tc>
+        <w:tc>
+          <w:p>
+            <w:r>
+              <w:t xml:space="preserve">Succeeded</w:t>
+            </w:r>
+          </w:p>
+        </w:tc>
+      </w:tr>
+    </w:tbl>
+    <w:p>
+      <w:pPr>
+        <w:pStyle w:val="Heading1"/>
+      </w:pPr>
+      <w:r>
+        <w:t xml:space="preserve">Arc Agent Versions</w:t>
+      </w:r>
+    </w:p>
+    <w:tbl>
+      <w:tblPr>
+        <w:tblStyle w:val="TableGrid"/>
+        <w:tblW w:w="0" w:type="auto"/>
+        <w:tblBorders>
+          <w:top w:val="single" w:sz="4" w:space="0" w:color="CCCCCC"/>
+          <w:left w:val="single" w:sz="4" w:space="0" w:color="CCCCCC"/>
+          <w:bottom w:val="single" w:sz="4" w:space="0" w:color="CCCCCC"/>
+          <w:right w:val="single" w:sz="4" w:space="0" w:color="CCCCCC"/>
+          <w:insideH w:val="single" w:sz="4" w:space="0" w:color="CCCCCC"/>
+          <w:insideV w:val="single" w:sz="4" w:space="0" w:color="CCCCCC"/>
+        </w:tblBorders>
+      </w:tblPr>
+      <w:tr>
+        <w:trPr>
+          <w:tblHeader/>
+        </w:trPr>
+        <w:tc>
+          <w:tcPr>
+            <w:shd w:val="clear" w:color="auto" w:fill="1E3A5F"/>
+          </w:tcPr>
+          <w:p>
+            <w:pPr>
+              <w:rPr>
+                <w:b/>
+                <w:color w:val="FFFFFF"/>
+              </w:rPr>
+            </w:pPr>
+            <w:r>
+              <w:rPr>
+                <w:b/>
+                <w:color w:val="FFFFFF"/>
+              </w:rPr>
+              <w:t xml:space="preserve">Version</w:t>
+            </w:r>
+          </w:p>
+        </w:tc>
+        <w:tc>
+          <w:tcPr>
+            <w:shd w:val="clear" w:color="auto" w:fill="1E3A5F"/>
+          </w:tcPr>
+          <w:p>
+            <w:pPr>
+              <w:rPr>
+                <w:b/>
+                <w:color w:val="FFFFFF"/>
+              </w:rPr>
+            </w:pPr>
+            <w:r>
+              <w:rPr>
+                <w:b/>
+                <w:color w:val="FFFFFF"/>
+              </w:rPr>
+              <w:t xml:space="preserve">Node Count</w:t>
+            </w:r>
+          </w:p>
+        </w:tc>
+        <w:tc>
+          <w:tcPr>
+            <w:shd w:val="clear" w:color="auto" w:fill="1E3A5F"/>
+          </w:tcPr>
+          <w:p>
+            <w:pPr>
+              <w:rPr>
+                <w:b/>
+                <w:color w:val="FFFFFF"/>
+              </w:rPr>
+            </w:pPr>
+            <w:r>
+              <w:rPr>
+                <w:b/>
+                <w:color w:val="FFFFFF"/>
+              </w:rPr>
+              <w:t xml:space="preserve">Nodes</w:t>
+            </w:r>
+          </w:p>
+        </w:tc>
+      </w:tr>
+      <w:tr>
+        <w:tc>
+          <w:p>
+            <w:r>
+              <w:t xml:space="preserve">1.39.02750.1478</w:t>
+            </w:r>
+          </w:p>
+        </w:tc>
+        <w:tc>
+          <w:p>
+            <w:r>
+              <w:t xml:space="preserve">2</w:t>
+            </w:r>
+          </w:p>
+        </w:tc>
+        <w:tc>
+          <w:p>
+            <w:r>
+              <w:t xml:space="preserve">azl-iic-n01, azl-iic-n02</w:t>
+            </w:r>
+          </w:p>
+        </w:tc>
+      </w:tr>
+      <w:tr>
+        <w:tc>
+          <w:p>
+            <w:r>
+              <w:t xml:space="preserve">1.38.02620.1234</w:t>
+            </w:r>
+          </w:p>
+        </w:tc>
+        <w:tc>
+          <w:p>
+            <w:r>
+              <w:t xml:space="preserve">1</w:t>
+            </w:r>
+          </w:p>
+        </w:tc>
+        <w:tc>
+          <w:p>
+            <w:r>
+              <w:t xml:space="preserve">azl-iic-n03</w:t>
+            </w:r>
+          </w:p>
+        </w:tc>
+      </w:tr>
+    </w:tbl>
+    <w:p>
+      <w:pPr>
+        <w:rPr>
+          <w:i/>
+          <w:color w:val="64748B"/>
+        </w:rPr>
+      </w:pPr>
+      <w:r>
+        <w:rPr>
+          <w:i/>
+          <w:color w:val="64748B"/>
+        </w:rPr>
+        <w:t xml:space="preserve">Drift status: warning. Latest: 1.39.02750.1478. Max behind: 1.</w:t>
+      </w:r>
+    </w:p>
+    <w:p>
+      <w:pPr>
+        <w:pStyle w:val="Heading1"/>
+      </w:pPr>
+      <w:r>
+        <w:t xml:space="preserve">VM Distribution by Node</w:t>
+      </w:r>
+    </w:p>
+    <w:tbl>
+      <w:tblPr>
+        <w:tblStyle w:val="TableGrid"/>
+        <w:tblW w:w="0" w:type="auto"/>
+        <w:tblBorders>
+          <w:top w:val="single" w:sz="4" w:space="0" w:color="CCCCCC"/>
+          <w:left w:val="single" w:sz="4" w:space="0" w:color="CCCCCC"/>
+          <w:bottom w:val="single" w:sz="4" w:space="0" w:color="CCCCCC"/>
+          <w:right w:val="single" w:sz="4" w:space="0" w:color="CCCCCC"/>
+          <w:insideH w:val="single" w:sz="4" w:space="0" w:color="CCCCCC"/>
+          <w:insideV w:val="single" w:sz="4" w:space="0" w:color="CCCCCC"/>
+        </w:tblBorders>
+      </w:tblPr>
+      <w:tr>
+        <w:trPr>
+          <w:tblHeader/>
+        </w:trPr>
+        <w:tc>
+          <w:tcPr>
+            <w:shd w:val="clear" w:color="auto" w:fill="1E3A5F"/>
+          </w:tcPr>
+          <w:p>
+            <w:pPr>
+              <w:rPr>
+                <w:b/>
+                <w:color w:val="FFFFFF"/>
+              </w:rPr>
+            </w:pPr>
+            <w:r>
+              <w:rPr>
+                <w:b/>
+                <w:color w:val="FFFFFF"/>
+              </w:rPr>
+              <w:t xml:space="preserve">Node</w:t>
+            </w:r>
+          </w:p>
+        </w:tc>
+        <w:tc>
+          <w:tcPr>
+            <w:shd w:val="clear" w:color="auto" w:fill="1E3A5F"/>
+          </w:tcPr>
+          <w:p>
+            <w:pPr>
+              <w:rPr>
+                <w:b/>
+                <w:color w:val="FFFFFF"/>
+              </w:rPr>
+            </w:pPr>
+            <w:r>
+              <w:rPr>
+                <w:b/>
+                <w:color w:val="FFFFFF"/>
+              </w:rPr>
+              <w:t xml:space="preserve">VM Count</w:t>
+            </w:r>
+          </w:p>
+        </w:tc>
+      </w:tr>
+      <w:tr>
+        <w:tc>
+          <w:p>
+            <w:r>
+              <w:t xml:space="preserve">azl-iic-n01</w:t>
+            </w:r>
+          </w:p>
+        </w:tc>
+        <w:tc>
+          <w:p>
+            <w:r>
+              <w:t xml:space="preserve">2</w:t>
+            </w:r>
+          </w:p>
+        </w:tc>
+      </w:tr>
+      <w:tr>
+        <w:tc>
+          <w:p>
+            <w:r>
+              <w:t xml:space="preserve">azl-iic-n02</w:t>
+            </w:r>
+          </w:p>
+        </w:tc>
+        <w:tc>
+          <w:p>
+            <w:r>
+              <w:t xml:space="preserve">2</w:t>
+            </w:r>
+          </w:p>
+        </w:tc>
+      </w:tr>
+      <w:tr>
+        <w:tc>
+          <w:p>
+            <w:r>
+              <w:t xml:space="preserve">azl-iic-n03</w:t>
+            </w:r>
+          </w:p>
+        </w:tc>
+        <w:tc>
+          <w:p>
+            <w:r>
+              <w:t xml:space="preserve">1</w:t>
+            </w:r>
+          </w:p>
+        </w:tc>
+      </w:tr>
+    </w:tbl>
+    <w:p>
+      <w:pPr>
+        <w:rPr>
+          <w:i/>
+          <w:color w:val="64748B"/>
+        </w:rPr>
+      </w:pPr>
+      <w:r>
+        <w:rPr>
+          <w:i/>
+          <w:color w:val="64748B"/>
+        </w:rPr>
+        <w:t xml:space="preserve">Balance: balanced  |  CV: 0.283  |  Status: warning</w:t>
       </w:r>
     </w:p>
     <w:p>

--- a/samples/output/iic-as-built/reports/azlocal-iic-01-as-built-20260406T160832Z-Installation-and-Configuration-Record.docx
+++ b/samples/output/iic-as-built/reports/azlocal-iic-01-as-built-20260406T160832Z-Installation-and-Configuration-Record.docx
@@ -22,7 +22,7 @@
     </w:p>
     <w:p>
       <w:r>
-        <w:t xml:space="preserve">Ranger Version: 2.0.0</w:t>
+        <w:t xml:space="preserve">Ranger Version: 2.1.0</w:t>
       </w:r>
     </w:p>
     <w:p>
@@ -427,7 +427,7 @@
         <w:tc>
           <w:p>
             <w:r>
-              <w:t xml:space="preserve">azlocal-iic-01-as-built-20260417T010926Z</w:t>
+              <w:t xml:space="preserve">azlocal-iic-01-as-built-20260417T020635Z</w:t>
             </w:r>
           </w:p>
         </w:tc>
@@ -536,7 +536,7 @@
                 <w:b/>
                 <w:color w:val="475569"/>
               </w:rPr>
-              <w:t xml:space="preserve">Prepared By Azure Local Ranger v2.0.0</w:t>
+              <w:t xml:space="preserve">Prepared By Azure Local Ranger v2.1.0</w:t>
             </w:r>
           </w:p>
         </w:tc>
